--- a/docx/Maintenance-Mode/maintenance_mode.docx
+++ b/docx/Maintenance-Mode/maintenance_mode.docx
@@ -927,8 +927,16 @@
       <w:tblPr>
         <w:tblStyle w:val="Table"/>
         <w:tblW w:type="pct" w:w="5000"/>
-        <w:tblLayout w:type="fixed"/>
+        <w:tblLayout w:type="autofit"/>
         <w:tblLook w:firstRow="1" w:lastRow="0" w:firstColumn="0" w:lastColumn="0" w:noHBand="0" w:noVBand="0" w:val="0020"/>
+        <w:tblBorders>
+          <w:top w:val="single" w:sz="6" w:space="0" w:color="auto"/>
+          <w:left w:val="single" w:sz="6" w:space="0" w:color="auto"/>
+          <w:bottom w:val="single" w:sz="6" w:space="0" w:color="auto"/>
+          <w:right w:val="single" w:sz="6" w:space="0" w:color="auto"/>
+          <w:insideH w:val="single" w:sz="6" w:space="0" w:color="auto"/>
+          <w:insideV w:val="single" w:sz="6" w:space="0" w:color="auto"/>
+        </w:tblBorders>
       </w:tblPr>
       <w:tblGrid>
         <w:gridCol w:w="4168"/>
@@ -1255,8 +1263,16 @@
       <w:tblPr>
         <w:tblStyle w:val="Table"/>
         <w:tblW w:type="pct" w:w="5000"/>
-        <w:tblLayout w:type="fixed"/>
+        <w:tblLayout w:type="autofit"/>
         <w:tblLook w:firstRow="1" w:lastRow="0" w:firstColumn="0" w:lastColumn="0" w:noHBand="0" w:noVBand="0" w:val="0020"/>
+        <w:tblBorders>
+          <w:top w:val="single" w:sz="6" w:space="0" w:color="auto"/>
+          <w:left w:val="single" w:sz="6" w:space="0" w:color="auto"/>
+          <w:bottom w:val="single" w:sz="6" w:space="0" w:color="auto"/>
+          <w:right w:val="single" w:sz="6" w:space="0" w:color="auto"/>
+          <w:insideH w:val="single" w:sz="6" w:space="0" w:color="auto"/>
+          <w:insideV w:val="single" w:sz="6" w:space="0" w:color="auto"/>
+        </w:tblBorders>
       </w:tblPr>
       <w:tblGrid>
         <w:gridCol w:w="3168"/>
@@ -1805,8 +1821,16 @@
       <w:tblPr>
         <w:tblStyle w:val="Table"/>
         <w:tblW w:type="pct" w:w="5000"/>
-        <w:tblLayout w:type="fixed"/>
+        <w:tblLayout w:type="autofit"/>
         <w:tblLook w:firstRow="1" w:lastRow="0" w:firstColumn="0" w:lastColumn="0" w:noHBand="0" w:noVBand="0" w:val="0020"/>
+        <w:tblBorders>
+          <w:top w:val="single" w:sz="6" w:space="0" w:color="auto"/>
+          <w:left w:val="single" w:sz="6" w:space="0" w:color="auto"/>
+          <w:bottom w:val="single" w:sz="6" w:space="0" w:color="auto"/>
+          <w:right w:val="single" w:sz="6" w:space="0" w:color="auto"/>
+          <w:insideH w:val="single" w:sz="6" w:space="0" w:color="auto"/>
+          <w:insideV w:val="single" w:sz="6" w:space="0" w:color="auto"/>
+        </w:tblBorders>
       </w:tblPr>
       <w:tblGrid>
         <w:gridCol w:w="4455"/>
@@ -2402,6 +2426,7 @@
     <w:bookmarkEnd w:id="27"/>
     <w:bookmarkEnd w:id="28"/>
     <w:sectPr>
+      <w:pgSz w:w="16838" w:h="11906" w:orient="landscape"/>
       <w:footnotePr>
         <w:numRestart w:val="eachSect"/>
       </w:footnotePr>
@@ -2767,6 +2792,7 @@
   <w:docDefaults>
     <w:rPrDefault>
       <w:rPr>
+        <w:color w:val="auto"/>
         <w:rFonts w:asciiTheme="minorHAnsi" w:cstheme="minorBidi" w:eastAsiaTheme="minorEastAsia" w:hAnsiTheme="minorHAnsi"/>
         <w:sz w:val="24"/>
         <w:szCs w:val="24"/>

--- a/docx/Maintenance-Mode/maintenance_mode.docx
+++ b/docx/Maintenance-Mode/maintenance_mode.docx
@@ -927,15 +927,15 @@
       <w:tblPr>
         <w:tblStyle w:val="Table"/>
         <w:tblW w:type="pct" w:w="5000"/>
-        <w:tblLayout w:type="autofit"/>
+        <w:tblLayout w:type="fixed"/>
         <w:tblLook w:firstRow="1" w:lastRow="0" w:firstColumn="0" w:lastColumn="0" w:noHBand="0" w:noVBand="0" w:val="0020"/>
         <w:tblBorders>
-          <w:top w:val="single" w:sz="6" w:space="0" w:color="auto"/>
-          <w:left w:val="single" w:sz="6" w:space="0" w:color="auto"/>
-          <w:bottom w:val="single" w:sz="6" w:space="0" w:color="auto"/>
-          <w:right w:val="single" w:sz="6" w:space="0" w:color="auto"/>
-          <w:insideH w:val="single" w:sz="6" w:space="0" w:color="auto"/>
-          <w:insideV w:val="single" w:sz="6" w:space="0" w:color="auto"/>
+          <w:top w:val="single" w:sz="6" w:space="0" w:color="808080"/>
+          <w:left w:val="single" w:sz="6" w:space="0" w:color="808080"/>
+          <w:bottom w:val="single" w:sz="6" w:space="0" w:color="808080"/>
+          <w:right w:val="single" w:sz="6" w:space="0" w:color="808080"/>
+          <w:insideH w:val="single" w:sz="6" w:space="0" w:color="808080"/>
+          <w:insideV w:val="single" w:sz="6" w:space="0" w:color="808080"/>
         </w:tblBorders>
       </w:tblPr>
       <w:tblGrid>
@@ -1263,15 +1263,15 @@
       <w:tblPr>
         <w:tblStyle w:val="Table"/>
         <w:tblW w:type="pct" w:w="5000"/>
-        <w:tblLayout w:type="autofit"/>
+        <w:tblLayout w:type="fixed"/>
         <w:tblLook w:firstRow="1" w:lastRow="0" w:firstColumn="0" w:lastColumn="0" w:noHBand="0" w:noVBand="0" w:val="0020"/>
         <w:tblBorders>
-          <w:top w:val="single" w:sz="6" w:space="0" w:color="auto"/>
-          <w:left w:val="single" w:sz="6" w:space="0" w:color="auto"/>
-          <w:bottom w:val="single" w:sz="6" w:space="0" w:color="auto"/>
-          <w:right w:val="single" w:sz="6" w:space="0" w:color="auto"/>
-          <w:insideH w:val="single" w:sz="6" w:space="0" w:color="auto"/>
-          <w:insideV w:val="single" w:sz="6" w:space="0" w:color="auto"/>
+          <w:top w:val="single" w:sz="6" w:space="0" w:color="808080"/>
+          <w:left w:val="single" w:sz="6" w:space="0" w:color="808080"/>
+          <w:bottom w:val="single" w:sz="6" w:space="0" w:color="808080"/>
+          <w:right w:val="single" w:sz="6" w:space="0" w:color="808080"/>
+          <w:insideH w:val="single" w:sz="6" w:space="0" w:color="808080"/>
+          <w:insideV w:val="single" w:sz="6" w:space="0" w:color="808080"/>
         </w:tblBorders>
       </w:tblPr>
       <w:tblGrid>
@@ -1821,15 +1821,15 @@
       <w:tblPr>
         <w:tblStyle w:val="Table"/>
         <w:tblW w:type="pct" w:w="5000"/>
-        <w:tblLayout w:type="autofit"/>
+        <w:tblLayout w:type="fixed"/>
         <w:tblLook w:firstRow="1" w:lastRow="0" w:firstColumn="0" w:lastColumn="0" w:noHBand="0" w:noVBand="0" w:val="0020"/>
         <w:tblBorders>
-          <w:top w:val="single" w:sz="6" w:space="0" w:color="auto"/>
-          <w:left w:val="single" w:sz="6" w:space="0" w:color="auto"/>
-          <w:bottom w:val="single" w:sz="6" w:space="0" w:color="auto"/>
-          <w:right w:val="single" w:sz="6" w:space="0" w:color="auto"/>
-          <w:insideH w:val="single" w:sz="6" w:space="0" w:color="auto"/>
-          <w:insideV w:val="single" w:sz="6" w:space="0" w:color="auto"/>
+          <w:top w:val="single" w:sz="6" w:space="0" w:color="808080"/>
+          <w:left w:val="single" w:sz="6" w:space="0" w:color="808080"/>
+          <w:bottom w:val="single" w:sz="6" w:space="0" w:color="808080"/>
+          <w:right w:val="single" w:sz="6" w:space="0" w:color="808080"/>
+          <w:insideH w:val="single" w:sz="6" w:space="0" w:color="808080"/>
+          <w:insideV w:val="single" w:sz="6" w:space="0" w:color="808080"/>
         </w:tblBorders>
       </w:tblPr>
       <w:tblGrid>
@@ -2792,7 +2792,6 @@
   <w:docDefaults>
     <w:rPrDefault>
       <w:rPr>
-        <w:color w:val="auto"/>
         <w:rFonts w:asciiTheme="minorHAnsi" w:cstheme="minorBidi" w:eastAsiaTheme="minorEastAsia" w:hAnsiTheme="minorHAnsi"/>
         <w:sz w:val="24"/>
         <w:szCs w:val="24"/>
@@ -3335,6 +3334,14 @@
         <w:bottom w:type="dxa" w:w="0"/>
         <w:right w:type="dxa" w:w="108"/>
       </w:tblCellMar>
+      <w:tblBorders>
+        <w:top w:color="auto" w:space="0" w:sz="6" w:val="single"/>
+        <w:left w:color="auto" w:space="0" w:sz="6" w:val="single"/>
+        <w:bottom w:color="auto" w:space="0" w:sz="6" w:val="single"/>
+        <w:right w:color="auto" w:space="0" w:sz="6" w:val="single"/>
+        <w:insideH w:color="auto" w:space="0" w:sz="6" w:val="single"/>
+        <w:insideV w:color="auto" w:space="0" w:sz="6" w:val="single"/>
+      </w:tblBorders>
     </w:tblPr>
     <w:tblStylePr w:type="firstRow">
       <w:tcPr>

--- a/docx/Maintenance-Mode/maintenance_mode.docx
+++ b/docx/Maintenance-Mode/maintenance_mode.docx
@@ -2,7 +2,7 @@
 <file path=word/document.xml><?xml version="1.0" encoding="utf-8"?>
 <w:document xmlns:w="http://schemas.openxmlformats.org/wordprocessingml/2006/main" xmlns:m="http://schemas.openxmlformats.org/officeDocument/2006/math" xmlns:r="http://schemas.openxmlformats.org/officeDocument/2006/relationships" xmlns:o="urn:schemas-microsoft-com:office:office" xmlns:v="urn:schemas-microsoft-com:vml" xmlns:w10="urn:schemas-microsoft-com:office:word" xmlns:a="http://schemas.openxmlformats.org/drawingml/2006/main" xmlns:pic="http://schemas.openxmlformats.org/drawingml/2006/picture" xmlns:wp="http://schemas.openxmlformats.org/drawingml/2006/wordprocessingDrawing">
   <w:body>
-    <w:bookmarkStart w:id="28" w:name="sec1"/>
+    <w:bookmarkStart w:id="30" w:name="sec1"/>
     <w:p>
       <w:pPr>
         <w:pStyle w:val="Heading1"/>
@@ -29,6 +29,40 @@
         </w:numPr>
       </w:pPr>
       <w:hyperlink w:anchor="sec3">
+        <w:r>
+          <w:rPr>
+            <w:rStyle w:val="Hyperlink"/>
+          </w:rPr>
+          <w:t xml:space="preserve">Two distinct maintenance modes: SCOM vs HPE OneView</w:t>
+        </w:r>
+      </w:hyperlink>
+    </w:p>
+    <w:p>
+      <w:pPr>
+        <w:pStyle w:val="Compact"/>
+        <w:numPr>
+          <w:ilvl w:val="0"/>
+          <w:numId w:val="1001"/>
+        </w:numPr>
+      </w:pPr>
+      <w:hyperlink w:anchor="sec6">
+        <w:r>
+          <w:rPr>
+            <w:rStyle w:val="Hyperlink"/>
+          </w:rPr>
+          <w:t xml:space="preserve">Automatic maintenance mode in the build pipeline</w:t>
+        </w:r>
+      </w:hyperlink>
+    </w:p>
+    <w:p>
+      <w:pPr>
+        <w:pStyle w:val="Compact"/>
+        <w:numPr>
+          <w:ilvl w:val="0"/>
+          <w:numId w:val="1001"/>
+        </w:numPr>
+      </w:pPr>
+      <w:hyperlink w:anchor="sec9">
         <w:r>
           <w:rPr>
             <w:rStyle w:val="Hyperlink"/>
@@ -45,7 +79,7 @@
           <w:numId w:val="1001"/>
         </w:numPr>
       </w:pPr>
-      <w:hyperlink w:anchor="sec4">
+      <w:hyperlink w:anchor="sec10">
         <w:r>
           <w:rPr>
             <w:rStyle w:val="Hyperlink"/>
@@ -62,7 +96,7 @@
           <w:numId w:val="1001"/>
         </w:numPr>
       </w:pPr>
-      <w:hyperlink w:anchor="sec5">
+      <w:hyperlink w:anchor="sec11">
         <w:r>
           <w:rPr>
             <w:rStyle w:val="Hyperlink"/>
@@ -79,7 +113,7 @@
           <w:numId w:val="1001"/>
         </w:numPr>
       </w:pPr>
-      <w:hyperlink w:anchor="sec6">
+      <w:hyperlink w:anchor="sec12">
         <w:r>
           <w:rPr>
             <w:rStyle w:val="Hyperlink"/>
@@ -96,7 +130,7 @@
           <w:numId w:val="1002"/>
         </w:numPr>
       </w:pPr>
-      <w:hyperlink w:anchor="sec7">
+      <w:hyperlink w:anchor="sec13">
         <w:r>
           <w:rPr>
             <w:rStyle w:val="Hyperlink"/>
@@ -113,7 +147,7 @@
           <w:numId w:val="1002"/>
         </w:numPr>
       </w:pPr>
-      <w:hyperlink w:anchor="sec8">
+      <w:hyperlink w:anchor="sec14">
         <w:r>
           <w:rPr>
             <w:rStyle w:val="Hyperlink"/>
@@ -130,7 +164,7 @@
           <w:numId w:val="1002"/>
         </w:numPr>
       </w:pPr>
-      <w:hyperlink w:anchor="sec9">
+      <w:hyperlink w:anchor="sec15">
         <w:r>
           <w:rPr>
             <w:rStyle w:val="Hyperlink"/>
@@ -147,7 +181,7 @@
           <w:numId w:val="1002"/>
         </w:numPr>
       </w:pPr>
-      <w:hyperlink w:anchor="sec10">
+      <w:hyperlink w:anchor="sec16">
         <w:r>
           <w:rPr>
             <w:rStyle w:val="Hyperlink"/>
@@ -164,7 +198,7 @@
           <w:numId w:val="1002"/>
         </w:numPr>
       </w:pPr>
-      <w:hyperlink w:anchor="sec11">
+      <w:hyperlink w:anchor="sec17">
         <w:r>
           <w:rPr>
             <w:rStyle w:val="Hyperlink"/>
@@ -181,7 +215,7 @@
           <w:numId w:val="1002"/>
         </w:numPr>
       </w:pPr>
-      <w:hyperlink w:anchor="sec12">
+      <w:hyperlink w:anchor="sec18">
         <w:r>
           <w:rPr>
             <w:rStyle w:val="Hyperlink"/>
@@ -198,7 +232,7 @@
           <w:numId w:val="1002"/>
         </w:numPr>
       </w:pPr>
-      <w:hyperlink w:anchor="sec13">
+      <w:hyperlink w:anchor="sec19">
         <w:r>
           <w:rPr>
             <w:rStyle w:val="Hyperlink"/>
@@ -215,7 +249,7 @@
           <w:numId w:val="1001"/>
         </w:numPr>
       </w:pPr>
-      <w:hyperlink w:anchor="sec14">
+      <w:hyperlink w:anchor="sec20">
         <w:r>
           <w:rPr>
             <w:rStyle w:val="Hyperlink"/>
@@ -232,7 +266,7 @@
           <w:numId w:val="1001"/>
         </w:numPr>
       </w:pPr>
-      <w:hyperlink w:anchor="sec15">
+      <w:hyperlink w:anchor="sec21">
         <w:r>
           <w:rPr>
             <w:rStyle w:val="Hyperlink"/>
@@ -249,7 +283,7 @@
           <w:numId w:val="1001"/>
         </w:numPr>
       </w:pPr>
-      <w:hyperlink w:anchor="sec16">
+      <w:hyperlink w:anchor="sec22">
         <w:r>
           <w:rPr>
             <w:rStyle w:val="Hyperlink"/>
@@ -266,7 +300,7 @@
           <w:numId w:val="1001"/>
         </w:numPr>
       </w:pPr>
-      <w:hyperlink w:anchor="sec17">
+      <w:hyperlink w:anchor="sec23">
         <w:r>
           <w:rPr>
             <w:rStyle w:val="Hyperlink"/>
@@ -283,7 +317,7 @@
           <w:numId w:val="1003"/>
         </w:numPr>
       </w:pPr>
-      <w:hyperlink w:anchor="sec18">
+      <w:hyperlink w:anchor="sec24">
         <w:r>
           <w:rPr>
             <w:rStyle w:val="Hyperlink"/>
@@ -300,7 +334,7 @@
           <w:numId w:val="1001"/>
         </w:numPr>
       </w:pPr>
-      <w:hyperlink w:anchor="sec21">
+      <w:hyperlink w:anchor="sec27">
         <w:r>
           <w:rPr>
             <w:rStyle w:val="Hyperlink"/>
@@ -314,7 +348,39 @@
         <w:pStyle w:val="FirstParagraph"/>
       </w:pPr>
       <w:r>
-        <w:t xml:space="preserve">Maintenance mode manages scheduled maintenance windows for clusters across two monitoring systems:</w:t>
+        <w:t xml:space="preserve">Maintenance mode silences monitoring alerts during change windows. There are</w:t>
+      </w:r>
+      <w:r>
+        <w:t xml:space="preserve"> </w:t>
+      </w:r>
+      <w:r>
+        <w:rPr>
+          <w:b/>
+          <w:bCs/>
+        </w:rPr>
+        <w:t xml:space="preserve">two completely independent systems</w:t>
+      </w:r>
+      <w:r>
+        <w:t xml:space="preserve"> </w:t>
+      </w:r>
+      <w:r>
+        <w:t xml:space="preserve">with different scopes, and they do</w:t>
+      </w:r>
+      <w:r>
+        <w:t xml:space="preserve"> </w:t>
+      </w:r>
+      <w:r>
+        <w:rPr>
+          <w:b/>
+          <w:bCs/>
+        </w:rPr>
+        <w:t xml:space="preserve">not</w:t>
+      </w:r>
+      <w:r>
+        <w:t xml:space="preserve"> </w:t>
+      </w:r>
+      <w:r>
+        <w:t xml:space="preserve">affect each other (enabling one never enables the other):</w:t>
       </w:r>
     </w:p>
     <w:p>
@@ -336,7 +402,23 @@
         <w:t xml:space="preserve"> </w:t>
       </w:r>
       <w:r>
-        <w:t xml:space="preserve">(System Center Operations Manager) - maintenance mode on groups/servers</w:t>
+        <w:t xml:space="preserve">(System Center Operations Manager) — maintenance mode on software/cluster</w:t>
+      </w:r>
+      <w:r>
+        <w:t xml:space="preserve"> </w:t>
+      </w:r>
+      <w:r>
+        <w:rPr>
+          <w:b/>
+          <w:bCs/>
+        </w:rPr>
+        <w:t xml:space="preserve">monitoring objects</w:t>
+      </w:r>
+      <w:r>
+        <w:t xml:space="preserve"> </w:t>
+      </w:r>
+      <w:r>
+        <w:t xml:space="preserve">(groups, clusters, Windows servers). Suppresses OS/application/cluster alerts.</w:t>
       </w:r>
     </w:p>
     <w:p>
@@ -358,7 +440,23 @@
         <w:t xml:space="preserve"> </w:t>
       </w:r>
       <w:r>
-        <w:t xml:space="preserve">- via the HPEOneView PowerShell module (server hardware and scopes)</w:t>
+        <w:t xml:space="preserve">— maintenance mode on the</w:t>
+      </w:r>
+      <w:r>
+        <w:t xml:space="preserve"> </w:t>
+      </w:r>
+      <w:r>
+        <w:rPr>
+          <w:b/>
+          <w:bCs/>
+        </w:rPr>
+        <w:t xml:space="preserve">physical server-hardware</w:t>
+      </w:r>
+      <w:r>
+        <w:t xml:space="preserve"> </w:t>
+      </w:r>
+      <w:r>
+        <w:t xml:space="preserve">resource, via the HPEOneView PowerShell module. Suppresses hardware/firmware-compliance alerts and is what the automated build pipeline toggles.</w:t>
       </w:r>
     </w:p>
     <w:p>
@@ -367,6 +465,54 @@
       </w:pPr>
       <w:r>
         <w:t xml:space="preserve">Features include audit logging, OpsRamp telemetry, email notifications, and automatic disable via OS task scheduling.</w:t>
+      </w:r>
+    </w:p>
+    <w:p>
+      <w:pPr>
+        <w:pStyle w:val="BlockText"/>
+      </w:pPr>
+      <w:r>
+        <w:rPr>
+          <w:b/>
+          <w:bCs/>
+        </w:rPr>
+        <w:t xml:space="preserve">The physical server build pipeline automatically enables HPE OneView maintenance mode</w:t>
+      </w:r>
+      <w:r>
+        <w:t xml:space="preserve"> </w:t>
+      </w:r>
+      <w:r>
+        <w:t xml:space="preserve">(and removes it afterwards) whenever it mounts an ISO or applies firmware. See</w:t>
+      </w:r>
+      <w:r>
+        <w:t xml:space="preserve"> </w:t>
+      </w:r>
+      <w:hyperlink w:anchor="sec6">
+        <w:r>
+          <w:rPr>
+            <w:rStyle w:val="Hyperlink"/>
+          </w:rPr>
+          <w:t xml:space="preserve">Automatic maintenance mode in the build pipeline</w:t>
+        </w:r>
+      </w:hyperlink>
+      <w:r>
+        <w:t xml:space="preserve">. SCOM maintenance mode is</w:t>
+      </w:r>
+      <w:r>
+        <w:t xml:space="preserve"> </w:t>
+      </w:r>
+      <w:r>
+        <w:rPr>
+          <w:b/>
+          <w:bCs/>
+        </w:rPr>
+        <w:t xml:space="preserve">not</w:t>
+      </w:r>
+      <w:r>
+        <w:t xml:space="preserve"> </w:t>
+      </w:r>
+      <w:r>
+        <w:t xml:space="preserve">touched by the build — it is managed separately.</w:t>
       </w:r>
     </w:p>
     <w:p>
@@ -377,13 +523,744 @@
       </w:r>
     </w:p>
     <w:bookmarkEnd w:id="9"/>
-    <w:bookmarkStart w:id="11" w:name="sec3"/>
+    <w:bookmarkStart w:id="10" w:name="sec3"/>
     <w:p>
       <w:pPr>
         <w:pStyle w:val="Heading2"/>
       </w:pPr>
       <w:r>
-        <w:t xml:space="preserve">Flow</w:t>
+        <w:t xml:space="preserve">Two distinct maintenance modes: SCOM vs HPE OneView</w:t>
+      </w:r>
+    </w:p>
+    <w:p>
+      <w:pPr>
+        <w:pStyle w:val="FirstParagraph"/>
+      </w:pPr>
+      <w:r>
+        <w:t xml:space="preserve">These are very different and must not be conflated. They target different layers and are enabled through different tools.</w:t>
+      </w:r>
+    </w:p>
+    <w:tbl>
+      <w:tblPr>
+        <w:tblStyle w:val="Table"/>
+        <w:tblW w:type="pct" w:w="5000"/>
+        <w:tblLayout w:type="fixed"/>
+        <w:tblLook w:firstRow="1" w:lastRow="0" w:firstColumn="0" w:lastColumn="0" w:noHBand="0" w:noVBand="0" w:val="0020"/>
+        <w:tblBorders>
+          <w:top w:val="single" w:sz="6" w:space="0" w:color="808080"/>
+          <w:left w:val="single" w:sz="6" w:space="0" w:color="808080"/>
+          <w:bottom w:val="single" w:sz="6" w:space="0" w:color="808080"/>
+          <w:right w:val="single" w:sz="6" w:space="0" w:color="808080"/>
+          <w:insideH w:val="single" w:sz="6" w:space="0" w:color="808080"/>
+          <w:insideV w:val="single" w:sz="6" w:space="0" w:color="808080"/>
+        </w:tblBorders>
+      </w:tblPr>
+      <w:tblGrid>
+        <w:gridCol w:w="1056"/>
+        <w:gridCol w:w="2904"/>
+        <w:gridCol w:w="3960"/>
+      </w:tblGrid>
+      <w:tr>
+        <w:trPr>
+          <w:tblHeader w:val="on"/>
+        </w:trPr>
+        <w:tc>
+          <w:tcPr/>
+          <w:p>
+            <w:pPr>
+              <w:pStyle w:val="Compact"/>
+            </w:pPr>
+            <w:r>
+              <w:t xml:space="preserve">Aspect</w:t>
+            </w:r>
+          </w:p>
+        </w:tc>
+        <w:tc>
+          <w:tcPr/>
+          <w:p>
+            <w:pPr>
+              <w:pStyle w:val="Compact"/>
+            </w:pPr>
+            <w:r>
+              <w:t xml:space="preserve">SCOM maintenance mode</w:t>
+            </w:r>
+          </w:p>
+        </w:tc>
+        <w:tc>
+          <w:tcPr/>
+          <w:p>
+            <w:pPr>
+              <w:pStyle w:val="Compact"/>
+            </w:pPr>
+            <w:r>
+              <w:t xml:space="preserve">HPE OneView maintenance mode</w:t>
+            </w:r>
+          </w:p>
+        </w:tc>
+      </w:tr>
+      <w:tr>
+        <w:tc>
+          <w:tcPr/>
+          <w:p>
+            <w:pPr>
+              <w:pStyle w:val="Compact"/>
+            </w:pPr>
+            <w:r>
+              <w:t xml:space="preserve">What it acts on</w:t>
+            </w:r>
+          </w:p>
+        </w:tc>
+        <w:tc>
+          <w:tcPr/>
+          <w:p>
+            <w:pPr>
+              <w:pStyle w:val="Compact"/>
+            </w:pPr>
+            <w:r>
+              <w:t xml:space="preserve">SCOM</w:t>
+            </w:r>
+            <w:r>
+              <w:t xml:space="preserve"> </w:t>
+            </w:r>
+            <w:r>
+              <w:rPr>
+                <w:b/>
+                <w:bCs/>
+              </w:rPr>
+              <w:t xml:space="preserve">monitoring objects</w:t>
+            </w:r>
+            <w:r>
+              <w:t xml:space="preserve"> </w:t>
+            </w:r>
+            <w:r>
+              <w:t xml:space="preserve">— groups, clusters, and Windows servers</w:t>
+            </w:r>
+          </w:p>
+        </w:tc>
+        <w:tc>
+          <w:tcPr/>
+          <w:p>
+            <w:pPr>
+              <w:pStyle w:val="Compact"/>
+            </w:pPr>
+            <w:r>
+              <w:t xml:space="preserve">The</w:t>
+            </w:r>
+            <w:r>
+              <w:t xml:space="preserve"> </w:t>
+            </w:r>
+            <w:r>
+              <w:rPr>
+                <w:b/>
+                <w:bCs/>
+              </w:rPr>
+              <w:t xml:space="preserve">server-hardware</w:t>
+            </w:r>
+            <w:r>
+              <w:t xml:space="preserve"> </w:t>
+            </w:r>
+            <w:r>
+              <w:t xml:space="preserve">resource in OneView (the physical box)</w:t>
+            </w:r>
+          </w:p>
+        </w:tc>
+      </w:tr>
+      <w:tr>
+        <w:tc>
+          <w:tcPr/>
+          <w:p>
+            <w:pPr>
+              <w:pStyle w:val="Compact"/>
+            </w:pPr>
+            <w:r>
+              <w:t xml:space="preserve">What gets silenced</w:t>
+            </w:r>
+          </w:p>
+        </w:tc>
+        <w:tc>
+          <w:tcPr/>
+          <w:p>
+            <w:pPr>
+              <w:pStyle w:val="Compact"/>
+            </w:pPr>
+            <w:r>
+              <w:t xml:space="preserve">OS / application / cluster alerts raised by SCOM</w:t>
+            </w:r>
+          </w:p>
+        </w:tc>
+        <w:tc>
+          <w:tcPr/>
+          <w:p>
+            <w:pPr>
+              <w:pStyle w:val="Compact"/>
+            </w:pPr>
+            <w:r>
+              <w:t xml:space="preserve">Hardware, iLO, and firmware-compliance alerts from OneView</w:t>
+            </w:r>
+          </w:p>
+        </w:tc>
+      </w:tr>
+      <w:tr>
+        <w:tc>
+          <w:tcPr/>
+          <w:p>
+            <w:pPr>
+              <w:pStyle w:val="Compact"/>
+            </w:pPr>
+            <w:r>
+              <w:t xml:space="preserve">Typical use</w:t>
+            </w:r>
+          </w:p>
+        </w:tc>
+        <w:tc>
+          <w:tcPr/>
+          <w:p>
+            <w:pPr>
+              <w:pStyle w:val="Compact"/>
+            </w:pPr>
+            <w:r>
+              <w:t xml:space="preserve">Patching, reboots, cluster failovers at the OS level</w:t>
+            </w:r>
+          </w:p>
+        </w:tc>
+        <w:tc>
+          <w:tcPr/>
+          <w:p>
+            <w:pPr>
+              <w:pStyle w:val="Compact"/>
+            </w:pPr>
+            <w:r>
+              <w:t xml:space="preserve">iLO/Redfish operations, firmware updates, OS (re)deployment via iLO</w:t>
+            </w:r>
+          </w:p>
+        </w:tc>
+      </w:tr>
+      <w:tr>
+        <w:tc>
+          <w:tcPr/>
+          <w:p>
+            <w:pPr>
+              <w:pStyle w:val="Compact"/>
+            </w:pPr>
+            <w:r>
+              <w:t xml:space="preserve">Target identity</w:t>
+            </w:r>
+          </w:p>
+        </w:tc>
+        <w:tc>
+          <w:tcPr/>
+          <w:p>
+            <w:pPr>
+              <w:pStyle w:val="Compact"/>
+            </w:pPr>
+            <w:r>
+              <w:t xml:space="preserve">Cluster ID or server name (</w:t>
+            </w:r>
+            <w:r>
+              <w:rPr>
+                <w:rStyle w:val="VerbatimChar"/>
+              </w:rPr>
+              <w:t xml:space="preserve">CLU-</w:t>
+            </w:r>
+            <w:r>
+              <w:t xml:space="preserve"> </w:t>
+            </w:r>
+            <w:r>
+              <w:t xml:space="preserve">prefix = cluster mode)</w:t>
+            </w:r>
+          </w:p>
+        </w:tc>
+        <w:tc>
+          <w:tcPr/>
+          <w:p>
+            <w:pPr>
+              <w:pStyle w:val="Compact"/>
+            </w:pPr>
+            <w:r>
+              <w:t xml:space="preserve">Server name, OneView name, or serial number</w:t>
+            </w:r>
+          </w:p>
+        </w:tc>
+      </w:tr>
+      <w:tr>
+        <w:tc>
+          <w:tcPr/>
+          <w:p>
+            <w:pPr>
+              <w:pStyle w:val="Compact"/>
+            </w:pPr>
+            <w:r>
+              <w:t xml:space="preserve">Enabled via</w:t>
+            </w:r>
+          </w:p>
+        </w:tc>
+        <w:tc>
+          <w:tcPr/>
+          <w:p>
+            <w:pPr>
+              <w:pStyle w:val="Compact"/>
+            </w:pPr>
+            <w:r>
+              <w:t xml:space="preserve">SCOM cmdlets / schedule-maintenance REST API</w:t>
+            </w:r>
+          </w:p>
+        </w:tc>
+        <w:tc>
+          <w:tcPr/>
+          <w:p>
+            <w:pPr>
+              <w:pStyle w:val="Compact"/>
+            </w:pPr>
+            <w:r>
+              <w:t xml:space="preserve">HPEOneView PowerShell module (</w:t>
+            </w:r>
+            <w:r>
+              <w:rPr>
+                <w:rStyle w:val="VerbatimChar"/>
+              </w:rPr>
+              <w:t xml:space="preserve">Enable-OVMaintenanceMode</w:t>
+            </w:r>
+            <w:r>
+              <w:t xml:space="preserve">)</w:t>
+            </w:r>
+          </w:p>
+        </w:tc>
+      </w:tr>
+      <w:tr>
+        <w:tc>
+          <w:tcPr/>
+          <w:p>
+            <w:pPr>
+              <w:pStyle w:val="Compact"/>
+            </w:pPr>
+            <w:r>
+              <w:t xml:space="preserve">Auto-expiry</w:t>
+            </w:r>
+          </w:p>
+        </w:tc>
+        <w:tc>
+          <w:tcPr/>
+          <w:p>
+            <w:pPr>
+              <w:pStyle w:val="Compact"/>
+            </w:pPr>
+            <w:r>
+              <w:t xml:space="preserve">Duration / end-time based; SCOM windows auto-expire</w:t>
+            </w:r>
+          </w:p>
+        </w:tc>
+        <w:tc>
+          <w:tcPr/>
+          <w:p>
+            <w:pPr>
+              <w:pStyle w:val="Compact"/>
+            </w:pPr>
+            <w:r>
+              <w:t xml:space="preserve">Set for a window (e.g. </w:t>
+            </w:r>
+            <w:r>
+              <w:rPr>
+                <w:rStyle w:val="VerbatimChar"/>
+              </w:rPr>
+              <w:t xml:space="preserve">+4hours</w:t>
+            </w:r>
+            <w:r>
+              <w:t xml:space="preserve">); removed explicitly by the build</w:t>
+            </w:r>
+          </w:p>
+        </w:tc>
+      </w:tr>
+      <w:tr>
+        <w:tc>
+          <w:tcPr/>
+          <w:p>
+            <w:pPr>
+              <w:pStyle w:val="Compact"/>
+            </w:pPr>
+            <w:r>
+              <w:t xml:space="preserve">Toggled by the build pipeline?</w:t>
+            </w:r>
+          </w:p>
+        </w:tc>
+        <w:tc>
+          <w:tcPr/>
+          <w:p>
+            <w:pPr>
+              <w:pStyle w:val="Compact"/>
+            </w:pPr>
+            <w:r>
+              <w:rPr>
+                <w:b/>
+                <w:bCs/>
+              </w:rPr>
+              <w:t xml:space="preserve">No</w:t>
+            </w:r>
+          </w:p>
+        </w:tc>
+        <w:tc>
+          <w:tcPr/>
+          <w:p>
+            <w:pPr>
+              <w:pStyle w:val="Compact"/>
+            </w:pPr>
+            <w:r>
+              <w:rPr>
+                <w:b/>
+                <w:bCs/>
+              </w:rPr>
+              <w:t xml:space="preserve">Yes</w:t>
+            </w:r>
+            <w:r>
+              <w:t xml:space="preserve"> </w:t>
+            </w:r>
+            <w:r>
+              <w:t xml:space="preserve">(automatic)</w:t>
+            </w:r>
+          </w:p>
+        </w:tc>
+      </w:tr>
+    </w:tbl>
+    <w:p>
+      <w:pPr>
+        <w:pStyle w:val="BodyText"/>
+      </w:pPr>
+      <w:r>
+        <w:t xml:space="preserve">Because SCOM watches the OS/cluster and OneView watches the hardware, a full server rebuild that you want fully quiet may need</w:t>
+      </w:r>
+      <w:r>
+        <w:t xml:space="preserve"> </w:t>
+      </w:r>
+      <w:r>
+        <w:rPr>
+          <w:b/>
+          <w:bCs/>
+        </w:rPr>
+        <w:t xml:space="preserve">both</w:t>
+      </w:r>
+      <w:r>
+        <w:t xml:space="preserve">: OneView (automatic, via the build) for the hardware, and SCOM (manual/separate) for the OS-level monitoring.</w:t>
+      </w:r>
+    </w:p>
+    <w:p>
+      <w:pPr>
+        <w:pStyle w:val="BodyText"/>
+      </w:pPr>
+      <w:r>
+        <w:t xml:space="preserve">Enable them independently:</w:t>
+      </w:r>
+    </w:p>
+    <w:p>
+      <w:pPr>
+        <w:pStyle w:val="SourceCode"/>
+      </w:pPr>
+      <w:r>
+        <w:rPr>
+          <w:rStyle w:val="CommentTok"/>
+        </w:rPr>
+        <w:t xml:space="preserve"># OneView (hardware) — normally handled for you by the build pipeline {#sec4}</w:t>
+      </w:r>
+      <w:r>
+        <w:br/>
+      </w:r>
+      <w:r>
+        <w:rPr>
+          <w:rStyle w:val="NormalTok"/>
+        </w:rPr>
+        <w:t xml:space="preserve">Set-MaintenanceMode </w:t>
+      </w:r>
+      <w:r>
+        <w:rPr>
+          <w:rStyle w:val="OperatorTok"/>
+        </w:rPr>
+        <w:t xml:space="preserve">-</w:t>
+      </w:r>
+      <w:r>
+        <w:rPr>
+          <w:rStyle w:val="NormalTok"/>
+        </w:rPr>
+        <w:t xml:space="preserve">Action enable </w:t>
+      </w:r>
+      <w:r>
+        <w:rPr>
+          <w:rStyle w:val="OperatorTok"/>
+        </w:rPr>
+        <w:t xml:space="preserve">-</w:t>
+      </w:r>
+      <w:r>
+        <w:rPr>
+          <w:rStyle w:val="NormalTok"/>
+        </w:rPr>
+        <w:t xml:space="preserve">Mode oneview </w:t>
+      </w:r>
+      <w:r>
+        <w:rPr>
+          <w:rStyle w:val="OperatorTok"/>
+        </w:rPr>
+        <w:t xml:space="preserve">-</w:t>
+      </w:r>
+      <w:r>
+        <w:rPr>
+          <w:rStyle w:val="NormalTok"/>
+        </w:rPr>
+        <w:t xml:space="preserve">TargetId </w:t>
+      </w:r>
+      <w:r>
+        <w:rPr>
+          <w:rStyle w:val="StringTok"/>
+        </w:rPr>
+        <w:t xml:space="preserve">'server01.ad.example.com'</w:t>
+      </w:r>
+      <w:r>
+        <w:rPr>
+          <w:rStyle w:val="NormalTok"/>
+        </w:rPr>
+        <w:t xml:space="preserve"> </w:t>
+      </w:r>
+      <w:r>
+        <w:rPr>
+          <w:rStyle w:val="OperatorTok"/>
+        </w:rPr>
+        <w:t xml:space="preserve">-</w:t>
+      </w:r>
+      <w:r>
+        <w:rPr>
+          <w:rStyle w:val="NormalTok"/>
+        </w:rPr>
+        <w:t xml:space="preserve">Start </w:t>
+      </w:r>
+      <w:r>
+        <w:rPr>
+          <w:rStyle w:val="StringTok"/>
+        </w:rPr>
+        <w:t xml:space="preserve">'now'</w:t>
+      </w:r>
+      <w:r>
+        <w:rPr>
+          <w:rStyle w:val="NormalTok"/>
+        </w:rPr>
+        <w:t xml:space="preserve"> </w:t>
+      </w:r>
+      <w:r>
+        <w:rPr>
+          <w:rStyle w:val="OperatorTok"/>
+        </w:rPr>
+        <w:t xml:space="preserve">-</w:t>
+      </w:r>
+      <w:r>
+        <w:rPr>
+          <w:rStyle w:val="NormalTok"/>
+        </w:rPr>
+        <w:t xml:space="preserve">End </w:t>
+      </w:r>
+      <w:r>
+        <w:rPr>
+          <w:rStyle w:val="StringTok"/>
+        </w:rPr>
+        <w:t xml:space="preserve">'+4hours'</w:t>
+      </w:r>
+      <w:r>
+        <w:br/>
+      </w:r>
+      <w:r>
+        <w:br/>
+      </w:r>
+      <w:r>
+        <w:rPr>
+          <w:rStyle w:val="CommentTok"/>
+        </w:rPr>
+        <w:t xml:space="preserve"># SCOM (OS/cluster) — enable separately if SCOM monitors the host {#sec5}</w:t>
+      </w:r>
+      <w:r>
+        <w:br/>
+      </w:r>
+      <w:r>
+        <w:rPr>
+          <w:rStyle w:val="NormalTok"/>
+        </w:rPr>
+        <w:t xml:space="preserve">Set-MaintenanceMode </w:t>
+      </w:r>
+      <w:r>
+        <w:rPr>
+          <w:rStyle w:val="OperatorTok"/>
+        </w:rPr>
+        <w:t xml:space="preserve">-</w:t>
+      </w:r>
+      <w:r>
+        <w:rPr>
+          <w:rStyle w:val="NormalTok"/>
+        </w:rPr>
+        <w:t xml:space="preserve">Action enable </w:t>
+      </w:r>
+      <w:r>
+        <w:rPr>
+          <w:rStyle w:val="OperatorTok"/>
+        </w:rPr>
+        <w:t xml:space="preserve">-</w:t>
+      </w:r>
+      <w:r>
+        <w:rPr>
+          <w:rStyle w:val="NormalTok"/>
+        </w:rPr>
+        <w:t xml:space="preserve">Mode scom </w:t>
+      </w:r>
+      <w:r>
+        <w:rPr>
+          <w:rStyle w:val="OperatorTok"/>
+        </w:rPr>
+        <w:t xml:space="preserve">-</w:t>
+      </w:r>
+      <w:r>
+        <w:rPr>
+          <w:rStyle w:val="NormalTok"/>
+        </w:rPr>
+        <w:t xml:space="preserve">TargetId </w:t>
+      </w:r>
+      <w:r>
+        <w:rPr>
+          <w:rStyle w:val="StringTok"/>
+        </w:rPr>
+        <w:t xml:space="preserve">'CLU-CLUSTER-01'</w:t>
+      </w:r>
+      <w:r>
+        <w:rPr>
+          <w:rStyle w:val="NormalTok"/>
+        </w:rPr>
+        <w:t xml:space="preserve"> </w:t>
+      </w:r>
+      <w:r>
+        <w:rPr>
+          <w:rStyle w:val="OperatorTok"/>
+        </w:rPr>
+        <w:t xml:space="preserve">-</w:t>
+      </w:r>
+      <w:r>
+        <w:rPr>
+          <w:rStyle w:val="NormalTok"/>
+        </w:rPr>
+        <w:t xml:space="preserve">Environment Prod </w:t>
+      </w:r>
+      <w:r>
+        <w:rPr>
+          <w:rStyle w:val="OperatorTok"/>
+        </w:rPr>
+        <w:t xml:space="preserve">-</w:t>
+      </w:r>
+      <w:r>
+        <w:rPr>
+          <w:rStyle w:val="NormalTok"/>
+        </w:rPr>
+        <w:t xml:space="preserve">Start </w:t>
+      </w:r>
+      <w:r>
+        <w:rPr>
+          <w:rStyle w:val="StringTok"/>
+        </w:rPr>
+        <w:t xml:space="preserve">'now'</w:t>
+      </w:r>
+      <w:r>
+        <w:rPr>
+          <w:rStyle w:val="NormalTok"/>
+        </w:rPr>
+        <w:t xml:space="preserve"> </w:t>
+      </w:r>
+      <w:r>
+        <w:rPr>
+          <w:rStyle w:val="OperatorTok"/>
+        </w:rPr>
+        <w:t xml:space="preserve">-</w:t>
+      </w:r>
+      <w:r>
+        <w:rPr>
+          <w:rStyle w:val="NormalTok"/>
+        </w:rPr>
+        <w:t xml:space="preserve">End </w:t>
+      </w:r>
+      <w:r>
+        <w:rPr>
+          <w:rStyle w:val="StringTok"/>
+        </w:rPr>
+        <w:t xml:space="preserve">'+4hours'</w:t>
+      </w:r>
+    </w:p>
+    <w:p>
+      <w:r>
+        <w:pict>
+          <v:rect style="width:0;height:1.5pt" o:hralign="center" o:hrstd="t" o:hr="t"/>
+        </w:pict>
+      </w:r>
+    </w:p>
+    <w:bookmarkEnd w:id="10"/>
+    <w:bookmarkStart w:id="11" w:name="sec6"/>
+    <w:p>
+      <w:pPr>
+        <w:pStyle w:val="Heading2"/>
+      </w:pPr>
+      <w:r>
+        <w:t xml:space="preserve">Automatic maintenance mode in the build pipeline</w:t>
+      </w:r>
+    </w:p>
+    <w:p>
+      <w:pPr>
+        <w:pStyle w:val="FirstParagraph"/>
+      </w:pPr>
+      <w:r>
+        <w:t xml:space="preserve">When you run a build with</w:t>
+      </w:r>
+      <w:r>
+        <w:t xml:space="preserve"> </w:t>
+      </w:r>
+      <w:r>
+        <w:rPr>
+          <w:rStyle w:val="VerbatimChar"/>
+        </w:rPr>
+        <w:t xml:space="preserve">Configure-PhysicalBuild</w:t>
+      </w:r>
+      <w:r>
+        <w:t xml:space="preserve"> </w:t>
+      </w:r>
+      <w:r>
+        <w:t xml:space="preserve">/</w:t>
+      </w:r>
+      <w:r>
+        <w:t xml:space="preserve"> </w:t>
+      </w:r>
+      <w:r>
+        <w:rPr>
+          <w:rStyle w:val="VerbatimChar"/>
+        </w:rPr>
+        <w:t xml:space="preserve">Start-PhysicalServerBuild</w:t>
+      </w:r>
+      <w:r>
+        <w:t xml:space="preserve">, the pipeline</w:t>
+      </w:r>
+      <w:r>
+        <w:t xml:space="preserve"> </w:t>
+      </w:r>
+      <w:r>
+        <w:rPr>
+          <w:b/>
+          <w:bCs/>
+        </w:rPr>
+        <w:t xml:space="preserve">automatically</w:t>
+      </w:r>
+      <w:r>
+        <w:t xml:space="preserve"> </w:t>
+      </w:r>
+      <w:r>
+        <w:t xml:space="preserve">places the target server into</w:t>
+      </w:r>
+      <w:r>
+        <w:t xml:space="preserve"> </w:t>
+      </w:r>
+      <w:r>
+        <w:rPr>
+          <w:b/>
+          <w:bCs/>
+        </w:rPr>
+        <w:t xml:space="preserve">HPE OneView maintenance mode</w:t>
+      </w:r>
+      <w:r>
+        <w:t xml:space="preserve">:</w:t>
       </w:r>
     </w:p>
     <w:p>
@@ -395,12 +1272,573 @@
         </w:numPr>
       </w:pPr>
       <w:r>
+        <w:rPr>
+          <w:b/>
+          <w:bCs/>
+        </w:rPr>
+        <w:t xml:space="preserve">Enabled</w:t>
+      </w:r>
+      <w:r>
+        <w:t xml:space="preserve"> </w:t>
+      </w:r>
+      <w:r>
+        <w:t xml:space="preserve">before any destructive action — i.e. before the ISO is mounted and force-booted, and before post-OS firmware is applied via HPE SUT.</w:t>
+      </w:r>
+    </w:p>
+    <w:p>
+      <w:pPr>
+        <w:pStyle w:val="Compact"/>
+        <w:numPr>
+          <w:ilvl w:val="0"/>
+          <w:numId w:val="1005"/>
+        </w:numPr>
+      </w:pPr>
+      <w:r>
+        <w:rPr>
+          <w:b/>
+          <w:bCs/>
+        </w:rPr>
+        <w:t xml:space="preserve">Disabled</w:t>
+      </w:r>
+      <w:r>
+        <w:t xml:space="preserve"> </w:t>
+      </w:r>
+      <w:r>
+        <w:t xml:space="preserve">after the build completes (and also on failure, so the server is never stranded in maintenance).</w:t>
+      </w:r>
+    </w:p>
+    <w:p>
+      <w:pPr>
+        <w:pStyle w:val="FirstParagraph"/>
+      </w:pPr>
+      <w:r>
+        <w:t xml:space="preserve">This stops OneView from raising hardware/firmware alerts or compliance checks while the server is being wiped, reinstalled, and reflashed — avoiding unnecessary on-call callouts.</w:t>
+      </w:r>
+    </w:p>
+    <w:p>
+      <w:pPr>
+        <w:pStyle w:val="SourceCode"/>
+      </w:pPr>
+      <w:r>
+        <w:rPr>
+          <w:rStyle w:val="CommentTok"/>
+        </w:rPr>
+        <w:t xml:space="preserve"># OneView maintenance mode is ON by default during the build {#sec7}</w:t>
+      </w:r>
+      <w:r>
+        <w:br/>
+      </w:r>
+      <w:r>
+        <w:rPr>
+          <w:rStyle w:val="NormalTok"/>
+        </w:rPr>
+        <w:t xml:space="preserve">Configure-PhysicalBuild </w:t>
+      </w:r>
+      <w:r>
+        <w:rPr>
+          <w:rStyle w:val="OperatorTok"/>
+        </w:rPr>
+        <w:t xml:space="preserve">-</w:t>
+      </w:r>
+      <w:r>
+        <w:rPr>
+          <w:rStyle w:val="NormalTok"/>
+        </w:rPr>
+        <w:t xml:space="preserve">ServerIdentifier srv01 </w:t>
+      </w:r>
+      <w:r>
+        <w:rPr>
+          <w:rStyle w:val="OperatorTok"/>
+        </w:rPr>
+        <w:t xml:space="preserve">-</w:t>
+      </w:r>
+      <w:r>
+        <w:rPr>
+          <w:rStyle w:val="NormalTok"/>
+        </w:rPr>
+        <w:t xml:space="preserve">OneViewHost oneview</w:t>
+      </w:r>
+      <w:r>
+        <w:rPr>
+          <w:rStyle w:val="OperatorTok"/>
+        </w:rPr>
+        <w:t xml:space="preserve">.</w:t>
+      </w:r>
+      <w:r>
+        <w:rPr>
+          <w:rStyle w:val="FunctionTok"/>
+        </w:rPr>
+        <w:t xml:space="preserve">corp</w:t>
+      </w:r>
+      <w:r>
+        <w:rPr>
+          <w:rStyle w:val="OperatorTok"/>
+        </w:rPr>
+        <w:t xml:space="preserve">.</w:t>
+      </w:r>
+      <w:r>
+        <w:rPr>
+          <w:rStyle w:val="FunctionTok"/>
+        </w:rPr>
+        <w:t xml:space="preserve">local</w:t>
+      </w:r>
+      <w:r>
+        <w:rPr>
+          <w:rStyle w:val="NormalTok"/>
+        </w:rPr>
+        <w:t xml:space="preserve"> </w:t>
+      </w:r>
+      <w:r>
+        <w:rPr>
+          <w:rStyle w:val="OperatorTok"/>
+        </w:rPr>
+        <w:t xml:space="preserve">-</w:t>
+      </w:r>
+      <w:r>
+        <w:rPr>
+          <w:rStyle w:val="NormalTok"/>
+        </w:rPr>
+        <w:t xml:space="preserve">IloIp </w:t>
+      </w:r>
+      <w:r>
+        <w:rPr>
+          <w:rStyle w:val="DecValTok"/>
+        </w:rPr>
+        <w:t xml:space="preserve">10.0</w:t>
+      </w:r>
+      <w:r>
+        <w:rPr>
+          <w:rStyle w:val="OperatorTok"/>
+        </w:rPr>
+        <w:t xml:space="preserve">.</w:t>
+      </w:r>
+      <w:r>
+        <w:rPr>
+          <w:rStyle w:val="DecValTok"/>
+        </w:rPr>
+        <w:t xml:space="preserve">1.50</w:t>
+      </w:r>
+      <w:r>
+        <w:rPr>
+          <w:rStyle w:val="NormalTok"/>
+        </w:rPr>
+        <w:t xml:space="preserve"> `</w:t>
+      </w:r>
+      <w:r>
+        <w:br/>
+      </w:r>
+      <w:r>
+        <w:rPr>
+          <w:rStyle w:val="NormalTok"/>
+        </w:rPr>
+        <w:t xml:space="preserve">    </w:t>
+      </w:r>
+      <w:r>
+        <w:rPr>
+          <w:rStyle w:val="OperatorTok"/>
+        </w:rPr>
+        <w:t xml:space="preserve">-</w:t>
+      </w:r>
+      <w:r>
+        <w:rPr>
+          <w:rStyle w:val="NormalTok"/>
+        </w:rPr>
+        <w:t xml:space="preserve">ExternalIsoPath </w:t>
+      </w:r>
+      <w:r>
+        <w:rPr>
+          <w:rStyle w:val="StringTok"/>
+        </w:rPr>
+        <w:t xml:space="preserve">'\\fileserver\isos\WinSrv2025.iso'</w:t>
+      </w:r>
+      <w:r>
+        <w:rPr>
+          <w:rStyle w:val="NormalTok"/>
+        </w:rPr>
+        <w:t xml:space="preserve"> </w:t>
+      </w:r>
+      <w:r>
+        <w:rPr>
+          <w:rStyle w:val="OperatorTok"/>
+        </w:rPr>
+        <w:t xml:space="preserve">-</w:t>
+      </w:r>
+      <w:r>
+        <w:rPr>
+          <w:rStyle w:val="NormalTok"/>
+        </w:rPr>
+        <w:t xml:space="preserve">FirmwareFolders </w:t>
+      </w:r>
+      <w:r>
+        <w:rPr>
+          <w:rStyle w:val="OperatorTok"/>
+        </w:rPr>
+        <w:t xml:space="preserve">@(</w:t>
+      </w:r>
+      <w:r>
+        <w:rPr>
+          <w:rStyle w:val="StringTok"/>
+        </w:rPr>
+        <w:t xml:space="preserve">'\\fileserver\fw\BIOS'</w:t>
+      </w:r>
+      <w:r>
+        <w:rPr>
+          <w:rStyle w:val="OperatorTok"/>
+        </w:rPr>
+        <w:t xml:space="preserve">)</w:t>
+      </w:r>
+      <w:r>
+        <w:rPr>
+          <w:rStyle w:val="NormalTok"/>
+        </w:rPr>
+        <w:t xml:space="preserve"> `</w:t>
+      </w:r>
+      <w:r>
+        <w:br/>
+      </w:r>
+      <w:r>
+        <w:rPr>
+          <w:rStyle w:val="NormalTok"/>
+        </w:rPr>
+        <w:t xml:space="preserve">    </w:t>
+      </w:r>
+      <w:r>
+        <w:rPr>
+          <w:rStyle w:val="OperatorTok"/>
+        </w:rPr>
+        <w:t xml:space="preserve">-</w:t>
+      </w:r>
+      <w:r>
+        <w:rPr>
+          <w:rStyle w:val="NormalTok"/>
+        </w:rPr>
+        <w:t xml:space="preserve">InMaintenanceWindow </w:t>
+      </w:r>
+      <w:r>
+        <w:rPr>
+          <w:rStyle w:val="OperatorTok"/>
+        </w:rPr>
+        <w:t xml:space="preserve">-</w:t>
+      </w:r>
+      <w:r>
+        <w:rPr>
+          <w:rStyle w:val="NormalTok"/>
+        </w:rPr>
+        <w:t xml:space="preserve">Deploy </w:t>
+      </w:r>
+      <w:r>
+        <w:rPr>
+          <w:rStyle w:val="OperatorTok"/>
+        </w:rPr>
+        <w:t xml:space="preserve">-</w:t>
+      </w:r>
+      <w:r>
+        <w:rPr>
+          <w:rStyle w:val="NormalTok"/>
+        </w:rPr>
+        <w:t xml:space="preserve">GuardRail </w:t>
+      </w:r>
+      <w:r>
+        <w:rPr>
+          <w:rStyle w:val="StringTok"/>
+        </w:rPr>
+        <w:t xml:space="preserve">'srv01'</w:t>
+      </w:r>
+      <w:r>
+        <w:br/>
+      </w:r>
+      <w:r>
+        <w:br/>
+      </w:r>
+      <w:r>
+        <w:rPr>
+          <w:rStyle w:val="CommentTok"/>
+        </w:rPr>
+        <w:t xml:space="preserve"># Skip it only when OneView is unavailable or the server is not OneView-managed {#sec8}</w:t>
+      </w:r>
+      <w:r>
+        <w:br/>
+      </w:r>
+      <w:r>
+        <w:rPr>
+          <w:rStyle w:val="NormalTok"/>
+        </w:rPr>
+        <w:t xml:space="preserve">Configure-PhysicalBuild </w:t>
+      </w:r>
+      <w:r>
+        <w:rPr>
+          <w:rStyle w:val="OperatorTok"/>
+        </w:rPr>
+        <w:t xml:space="preserve">-</w:t>
+      </w:r>
+      <w:r>
+        <w:rPr>
+          <w:rStyle w:val="NormalTok"/>
+        </w:rPr>
+        <w:t xml:space="preserve">ServerIdentifier srv01 </w:t>
+      </w:r>
+      <w:r>
+        <w:rPr>
+          <w:rStyle w:val="OperatorTok"/>
+        </w:rPr>
+        <w:t xml:space="preserve">-</w:t>
+      </w:r>
+      <w:r>
+        <w:rPr>
+          <w:rStyle w:val="NormalTok"/>
+        </w:rPr>
+        <w:t xml:space="preserve">ExternalIsoPath </w:t>
+      </w:r>
+      <w:r>
+        <w:rPr>
+          <w:rStyle w:val="StringTok"/>
+        </w:rPr>
+        <w:t xml:space="preserve">'\\fileserver\isos\WinSrv2025.iso'</w:t>
+      </w:r>
+      <w:r>
+        <w:rPr>
+          <w:rStyle w:val="NormalTok"/>
+        </w:rPr>
+        <w:t xml:space="preserve"> `</w:t>
+      </w:r>
+      <w:r>
+        <w:br/>
+      </w:r>
+      <w:r>
+        <w:rPr>
+          <w:rStyle w:val="NormalTok"/>
+        </w:rPr>
+        <w:t xml:space="preserve">    </w:t>
+      </w:r>
+      <w:r>
+        <w:rPr>
+          <w:rStyle w:val="OperatorTok"/>
+        </w:rPr>
+        <w:t xml:space="preserve">-</w:t>
+      </w:r>
+      <w:r>
+        <w:rPr>
+          <w:rStyle w:val="NormalTok"/>
+        </w:rPr>
+        <w:t xml:space="preserve">NoMaintenanceMode </w:t>
+      </w:r>
+      <w:r>
+        <w:rPr>
+          <w:rStyle w:val="OperatorTok"/>
+        </w:rPr>
+        <w:t xml:space="preserve">-</w:t>
+      </w:r>
+      <w:r>
+        <w:rPr>
+          <w:rStyle w:val="NormalTok"/>
+        </w:rPr>
+        <w:t xml:space="preserve">InMaintenanceWindow </w:t>
+      </w:r>
+      <w:r>
+        <w:rPr>
+          <w:rStyle w:val="OperatorTok"/>
+        </w:rPr>
+        <w:t xml:space="preserve">-</w:t>
+      </w:r>
+      <w:r>
+        <w:rPr>
+          <w:rStyle w:val="NormalTok"/>
+        </w:rPr>
+        <w:t xml:space="preserve">Deploy </w:t>
+      </w:r>
+      <w:r>
+        <w:rPr>
+          <w:rStyle w:val="OperatorTok"/>
+        </w:rPr>
+        <w:t xml:space="preserve">-</w:t>
+      </w:r>
+      <w:r>
+        <w:rPr>
+          <w:rStyle w:val="NormalTok"/>
+        </w:rPr>
+        <w:t xml:space="preserve">GuardRail </w:t>
+      </w:r>
+      <w:r>
+        <w:rPr>
+          <w:rStyle w:val="StringTok"/>
+        </w:rPr>
+        <w:t xml:space="preserve">'srv01'</w:t>
+      </w:r>
+    </w:p>
+    <w:p>
+      <w:pPr>
+        <w:pStyle w:val="FirstParagraph"/>
+      </w:pPr>
+      <w:r>
+        <w:t xml:space="preserve">Key points:</w:t>
+      </w:r>
+    </w:p>
+    <w:p>
+      <w:pPr>
+        <w:pStyle w:val="Compact"/>
+        <w:numPr>
+          <w:ilvl w:val="0"/>
+          <w:numId w:val="1006"/>
+        </w:numPr>
+      </w:pPr>
+      <w:r>
+        <w:t xml:space="preserve">Controlled by</w:t>
+      </w:r>
+      <w:r>
+        <w:t xml:space="preserve"> </w:t>
+      </w:r>
+      <w:r>
+        <w:rPr>
+          <w:rStyle w:val="VerbatimChar"/>
+        </w:rPr>
+        <w:t xml:space="preserve">-OneViewMaintenanceMode</w:t>
+      </w:r>
+      <w:r>
+        <w:t xml:space="preserve"> </w:t>
+      </w:r>
+      <w:r>
+        <w:t xml:space="preserve">(default</w:t>
+      </w:r>
+      <w:r>
+        <w:t xml:space="preserve"> </w:t>
+      </w:r>
+      <w:r>
+        <w:rPr>
+          <w:rStyle w:val="VerbatimChar"/>
+        </w:rPr>
+        <w:t xml:space="preserve">$true</w:t>
+      </w:r>
+      <w:r>
+        <w:t xml:space="preserve">). Use</w:t>
+      </w:r>
+      <w:r>
+        <w:t xml:space="preserve"> </w:t>
+      </w:r>
+      <w:r>
+        <w:rPr>
+          <w:rStyle w:val="VerbatimChar"/>
+        </w:rPr>
+        <w:t xml:space="preserve">-NoMaintenanceMode</w:t>
+      </w:r>
+      <w:r>
+        <w:t xml:space="preserve"> </w:t>
+      </w:r>
+      <w:r>
+        <w:t xml:space="preserve">to skip.</w:t>
+      </w:r>
+    </w:p>
+    <w:p>
+      <w:pPr>
+        <w:pStyle w:val="Compact"/>
+        <w:numPr>
+          <w:ilvl w:val="0"/>
+          <w:numId w:val="1006"/>
+        </w:numPr>
+      </w:pPr>
+      <w:r>
+        <w:t xml:space="preserve">Only</w:t>
+      </w:r>
+      <w:r>
+        <w:t xml:space="preserve"> </w:t>
+      </w:r>
+      <w:r>
+        <w:rPr>
+          <w:b/>
+          <w:bCs/>
+        </w:rPr>
+        <w:t xml:space="preserve">HPE OneView</w:t>
+      </w:r>
+      <w:r>
+        <w:t xml:space="preserve"> </w:t>
+      </w:r>
+      <w:r>
+        <w:t xml:space="preserve">maintenance mode is automated here.</w:t>
+      </w:r>
+      <w:r>
+        <w:t xml:space="preserve"> </w:t>
+      </w:r>
+      <w:r>
+        <w:rPr>
+          <w:b/>
+          <w:bCs/>
+        </w:rPr>
+        <w:t xml:space="preserve">SCOM maintenance mode is never toggled by the build</w:t>
+      </w:r>
+      <w:r>
+        <w:t xml:space="preserve"> </w:t>
+      </w:r>
+      <w:r>
+        <w:t xml:space="preserve">— the build operates at the hardware/iLO layer. If you also want to suppress SCOM alerts on the rebuilt host, enable SCOM maintenance mode separately with</w:t>
+      </w:r>
+      <w:r>
+        <w:t xml:space="preserve"> </w:t>
+      </w:r>
+      <w:r>
+        <w:rPr>
+          <w:rStyle w:val="VerbatimChar"/>
+        </w:rPr>
+        <w:t xml:space="preserve">Set-MaintenanceMode -Mode scom</w:t>
+      </w:r>
+      <w:r>
+        <w:t xml:space="preserve"> </w:t>
+      </w:r>
+      <w:r>
+        <w:t xml:space="preserve">(see above).</w:t>
+      </w:r>
+    </w:p>
+    <w:p>
+      <w:pPr>
+        <w:pStyle w:val="Compact"/>
+        <w:numPr>
+          <w:ilvl w:val="0"/>
+          <w:numId w:val="1006"/>
+        </w:numPr>
+      </w:pPr>
+      <w:r>
+        <w:t xml:space="preserve">This behaviour is required by the runbook (</w:t>
+      </w:r>
+      <w:r>
+        <w:rPr>
+          <w:rStyle w:val="VerbatimChar"/>
+        </w:rPr>
+        <w:t xml:space="preserve">docs/Automation/runbook-requirements-v2.md</w:t>
+      </w:r>
+      <w:r>
+        <w:t xml:space="preserve">): maintenance mode is part of the standard build workflow, not an optional manual step.</w:t>
+      </w:r>
+    </w:p>
+    <w:p>
+      <w:r>
+        <w:pict>
+          <v:rect style="width:0;height:1.5pt" o:hralign="center" o:hrstd="t" o:hr="t"/>
+        </w:pict>
+      </w:r>
+    </w:p>
+    <w:bookmarkEnd w:id="11"/>
+    <w:bookmarkStart w:id="13" w:name="sec9"/>
+    <w:p>
+      <w:pPr>
+        <w:pStyle w:val="Heading2"/>
+      </w:pPr>
+      <w:r>
+        <w:t xml:space="preserve">Flow</w:t>
+      </w:r>
+    </w:p>
+    <w:p>
+      <w:pPr>
+        <w:pStyle w:val="Compact"/>
+        <w:numPr>
+          <w:ilvl w:val="0"/>
+          <w:numId w:val="1007"/>
+        </w:numPr>
+      </w:pPr>
+      <w:r>
         <w:t xml:space="preserve">SCOM: enable, disable, or validate maintenance mode for a cluster of servers, via PowerShell cmdlets or the SCOM</w:t>
       </w:r>
       <w:r>
         <w:t xml:space="preserve"> </w:t>
       </w:r>
-      <w:hyperlink r:id="rId10">
+      <w:hyperlink r:id="rId12">
         <w:r>
           <w:rPr>
             <w:rStyle w:val="Hyperlink"/>
@@ -420,7 +1858,7 @@
         <w:pStyle w:val="Compact"/>
         <w:numPr>
           <w:ilvl w:val="0"/>
-          <w:numId w:val="1005"/>
+          <w:numId w:val="1007"/>
         </w:numPr>
       </w:pPr>
       <w:r>
@@ -441,7 +1879,7 @@
         <w:pStyle w:val="Compact"/>
         <w:numPr>
           <w:ilvl w:val="0"/>
-          <w:numId w:val="1005"/>
+          <w:numId w:val="1007"/>
         </w:numPr>
       </w:pPr>
       <w:r>
@@ -453,7 +1891,7 @@
         <w:pStyle w:val="Compact"/>
         <w:numPr>
           <w:ilvl w:val="0"/>
-          <w:numId w:val="1005"/>
+          <w:numId w:val="1007"/>
         </w:numPr>
       </w:pPr>
       <w:r>
@@ -465,7 +1903,7 @@
         <w:pStyle w:val="Compact"/>
         <w:numPr>
           <w:ilvl w:val="0"/>
-          <w:numId w:val="1005"/>
+          <w:numId w:val="1007"/>
         </w:numPr>
       </w:pPr>
       <w:r>
@@ -479,8 +1917,8 @@
         </w:pict>
       </w:r>
     </w:p>
-    <w:bookmarkEnd w:id="11"/>
-    <w:bookmarkStart w:id="12" w:name="sec4"/>
+    <w:bookmarkEnd w:id="13"/>
+    <w:bookmarkStart w:id="14" w:name="sec10"/>
     <w:p>
       <w:pPr>
         <w:pStyle w:val="Heading2"/>
@@ -651,8 +2089,8 @@
         </w:pict>
       </w:r>
     </w:p>
-    <w:bookmarkEnd w:id="12"/>
-    <w:bookmarkStart w:id="13" w:name="sec5"/>
+    <w:bookmarkEnd w:id="14"/>
+    <w:bookmarkStart w:id="15" w:name="sec11"/>
     <w:p>
       <w:pPr>
         <w:pStyle w:val="Heading2"/>
@@ -666,7 +2104,7 @@
         <w:pStyle w:val="Compact"/>
         <w:numPr>
           <w:ilvl w:val="0"/>
-          <w:numId w:val="1006"/>
+          <w:numId w:val="1008"/>
         </w:numPr>
       </w:pPr>
       <w:r>
@@ -688,7 +2126,7 @@
         <w:pStyle w:val="Compact"/>
         <w:numPr>
           <w:ilvl w:val="0"/>
-          <w:numId w:val="1006"/>
+          <w:numId w:val="1008"/>
         </w:numPr>
       </w:pPr>
       <w:r>
@@ -710,7 +2148,7 @@
         <w:pStyle w:val="Compact"/>
         <w:numPr>
           <w:ilvl w:val="0"/>
-          <w:numId w:val="1006"/>
+          <w:numId w:val="1008"/>
         </w:numPr>
       </w:pPr>
       <w:r>
@@ -732,7 +2170,7 @@
         <w:pStyle w:val="Compact"/>
         <w:numPr>
           <w:ilvl w:val="0"/>
-          <w:numId w:val="1006"/>
+          <w:numId w:val="1008"/>
         </w:numPr>
       </w:pPr>
       <w:r>
@@ -765,8 +2203,8 @@
         </w:pict>
       </w:r>
     </w:p>
-    <w:bookmarkEnd w:id="13"/>
-    <w:bookmarkStart w:id="21" w:name="sec6"/>
+    <w:bookmarkEnd w:id="15"/>
+    <w:bookmarkStart w:id="23" w:name="sec12"/>
     <w:p>
       <w:pPr>
         <w:pStyle w:val="Heading2"/>
@@ -782,7 +2220,7 @@
         </w:pict>
       </w:r>
     </w:p>
-    <w:bookmarkStart w:id="14" w:name="sec7"/>
+    <w:bookmarkStart w:id="16" w:name="sec13"/>
     <w:p>
       <w:pPr>
         <w:pStyle w:val="Heading3"/>
@@ -818,8 +2256,8 @@
         </w:pict>
       </w:r>
     </w:p>
-    <w:bookmarkEnd w:id="14"/>
-    <w:bookmarkStart w:id="15" w:name="sec8"/>
+    <w:bookmarkEnd w:id="16"/>
+    <w:bookmarkStart w:id="17" w:name="sec14"/>
     <w:p>
       <w:pPr>
         <w:pStyle w:val="Heading3"/>
@@ -843,8 +2281,8 @@
         </w:pict>
       </w:r>
     </w:p>
-    <w:bookmarkEnd w:id="15"/>
-    <w:bookmarkStart w:id="16" w:name="sec9"/>
+    <w:bookmarkEnd w:id="17"/>
+    <w:bookmarkStart w:id="18" w:name="sec15"/>
     <w:p>
       <w:pPr>
         <w:pStyle w:val="Heading3"/>
@@ -913,8 +2351,8 @@
         </w:pict>
       </w:r>
     </w:p>
-    <w:bookmarkEnd w:id="16"/>
-    <w:bookmarkStart w:id="17" w:name="sec10"/>
+    <w:bookmarkEnd w:id="18"/>
+    <w:bookmarkStart w:id="19" w:name="sec16"/>
     <w:p>
       <w:pPr>
         <w:pStyle w:val="Heading3"/>
@@ -1229,8 +2667,8 @@
         </w:pict>
       </w:r>
     </w:p>
-    <w:bookmarkEnd w:id="17"/>
-    <w:bookmarkStart w:id="18" w:name="sec11"/>
+    <w:bookmarkEnd w:id="19"/>
+    <w:bookmarkStart w:id="20" w:name="sec17"/>
     <w:p>
       <w:pPr>
         <w:pStyle w:val="Heading3"/>
@@ -1631,8 +3069,8 @@
         </w:pict>
       </w:r>
     </w:p>
-    <w:bookmarkEnd w:id="18"/>
-    <w:bookmarkStart w:id="19" w:name="sec12"/>
+    <w:bookmarkEnd w:id="20"/>
+    <w:bookmarkStart w:id="21" w:name="sec18"/>
     <w:p>
       <w:pPr>
         <w:pStyle w:val="Heading3"/>
@@ -1668,8 +3106,8 @@
         </w:pict>
       </w:r>
     </w:p>
-    <w:bookmarkEnd w:id="19"/>
-    <w:bookmarkStart w:id="20" w:name="sec13"/>
+    <w:bookmarkEnd w:id="21"/>
+    <w:bookmarkStart w:id="22" w:name="sec19"/>
     <w:p>
       <w:pPr>
         <w:pStyle w:val="Heading3"/>
@@ -1753,9 +3191,9 @@
         </w:pict>
       </w:r>
     </w:p>
-    <w:bookmarkEnd w:id="20"/>
-    <w:bookmarkEnd w:id="21"/>
-    <w:bookmarkStart w:id="22" w:name="sec14"/>
+    <w:bookmarkEnd w:id="22"/>
+    <w:bookmarkEnd w:id="23"/>
+    <w:bookmarkStart w:id="24" w:name="sec20"/>
     <w:p>
       <w:pPr>
         <w:pStyle w:val="Heading2"/>
@@ -1769,7 +3207,7 @@
         <w:pStyle w:val="Compact"/>
         <w:numPr>
           <w:ilvl w:val="0"/>
-          <w:numId w:val="1007"/>
+          <w:numId w:val="1009"/>
         </w:numPr>
       </w:pPr>
       <w:r>
@@ -1781,7 +3219,7 @@
         <w:pStyle w:val="Compact"/>
         <w:numPr>
           <w:ilvl w:val="0"/>
-          <w:numId w:val="1007"/>
+          <w:numId w:val="1009"/>
         </w:numPr>
       </w:pPr>
       <w:r>
@@ -1793,7 +3231,7 @@
         <w:pStyle w:val="Compact"/>
         <w:numPr>
           <w:ilvl w:val="0"/>
-          <w:numId w:val="1007"/>
+          <w:numId w:val="1009"/>
         </w:numPr>
       </w:pPr>
       <w:r>
@@ -1807,8 +3245,8 @@
         </w:pict>
       </w:r>
     </w:p>
-    <w:bookmarkEnd w:id="22"/>
-    <w:bookmarkStart w:id="23" w:name="sec15"/>
+    <w:bookmarkEnd w:id="24"/>
+    <w:bookmarkStart w:id="25" w:name="sec21"/>
     <w:p>
       <w:pPr>
         <w:pStyle w:val="Heading2"/>
@@ -2078,310 +3516,14 @@
         </w:pict>
       </w:r>
     </w:p>
-    <w:bookmarkEnd w:id="23"/>
-    <w:bookmarkStart w:id="24" w:name="sec16"/>
+    <w:bookmarkEnd w:id="25"/>
+    <w:bookmarkStart w:id="26" w:name="sec22"/>
     <w:p>
       <w:pPr>
         <w:pStyle w:val="Heading2"/>
       </w:pPr>
       <w:r>
         <w:t xml:space="preserve">Future Enhancements</w:t>
-      </w:r>
-    </w:p>
-    <w:p>
-      <w:pPr>
-        <w:pStyle w:val="Compact"/>
-        <w:numPr>
-          <w:ilvl w:val="0"/>
-          <w:numId w:val="1008"/>
-        </w:numPr>
-      </w:pPr>
-      <w:r>
-        <w:t xml:space="preserve">Automatic rollback of successful subsystems on partial failure</w:t>
-      </w:r>
-    </w:p>
-    <w:p>
-      <w:pPr>
-        <w:pStyle w:val="Compact"/>
-        <w:numPr>
-          <w:ilvl w:val="0"/>
-          <w:numId w:val="1008"/>
-        </w:numPr>
-      </w:pPr>
-      <w:r>
-        <w:t xml:space="preserve">SCOM exit-notification via SCOM alert pipeline</w:t>
-      </w:r>
-    </w:p>
-    <w:p>
-      <w:pPr>
-        <w:pStyle w:val="Compact"/>
-        <w:numPr>
-          <w:ilvl w:val="0"/>
-          <w:numId w:val="1008"/>
-        </w:numPr>
-      </w:pPr>
-      <w:r>
-        <w:t xml:space="preserve">Per-server individual windows within a cluster</w:t>
-      </w:r>
-    </w:p>
-    <w:p>
-      <w:r>
-        <w:pict>
-          <v:rect style="width:0;height:1.5pt" o:hralign="center" o:hrstd="t" o:hr="t"/>
-        </w:pict>
-      </w:r>
-    </w:p>
-    <w:bookmarkEnd w:id="24"/>
-    <w:bookmarkStart w:id="26" w:name="sec17"/>
-    <w:p>
-      <w:pPr>
-        <w:pStyle w:val="Heading2"/>
-      </w:pPr>
-      <w:r>
-        <w:t xml:space="preserve">Testing</w:t>
-      </w:r>
-    </w:p>
-    <w:bookmarkStart w:id="25" w:name="sec18"/>
-    <w:p>
-      <w:pPr>
-        <w:pStyle w:val="Heading3"/>
-      </w:pPr>
-      <w:r>
-        <w:t xml:space="preserve">Maintenance Mode Test Runner</w:t>
-      </w:r>
-    </w:p>
-    <w:p>
-      <w:pPr>
-        <w:pStyle w:val="FirstParagraph"/>
-      </w:pPr>
-      <w:r>
-        <w:t xml:space="preserve">A dedicated test runner (</w:t>
-      </w:r>
-      <w:r>
-        <w:rPr>
-          <w:rStyle w:val="VerbatimChar"/>
-        </w:rPr>
-        <w:t xml:space="preserve">make maint-mode-tests</w:t>
-      </w:r>
-      <w:r>
-        <w:t xml:space="preserve">) runs high-priority Pester tests for the three primary actions:</w:t>
-      </w:r>
-    </w:p>
-    <w:p>
-      <w:pPr>
-        <w:pStyle w:val="Compact"/>
-        <w:numPr>
-          <w:ilvl w:val="0"/>
-          <w:numId w:val="1009"/>
-        </w:numPr>
-      </w:pPr>
-      <w:r>
-        <w:rPr>
-          <w:b/>
-          <w:bCs/>
-        </w:rPr>
-        <w:t xml:space="preserve">Enable</w:t>
-      </w:r>
-      <w:r>
-        <w:t xml:space="preserve"> </w:t>
-      </w:r>
-      <w:r>
-        <w:t xml:space="preserve">(</w:t>
-      </w:r>
-      <w:r>
-        <w:rPr>
-          <w:rStyle w:val="VerbatimChar"/>
-        </w:rPr>
-        <w:t xml:space="preserve">Set-MaintenanceMode.Enable.Tests.ps1</w:t>
-      </w:r>
-      <w:r>
-        <w:t xml:space="preserve">) - validates SCOM and OneView enable paths</w:t>
-      </w:r>
-    </w:p>
-    <w:p>
-      <w:pPr>
-        <w:pStyle w:val="Compact"/>
-        <w:numPr>
-          <w:ilvl w:val="0"/>
-          <w:numId w:val="1009"/>
-        </w:numPr>
-      </w:pPr>
-      <w:r>
-        <w:rPr>
-          <w:b/>
-          <w:bCs/>
-        </w:rPr>
-        <w:t xml:space="preserve">Disable</w:t>
-      </w:r>
-      <w:r>
-        <w:t xml:space="preserve"> </w:t>
-      </w:r>
-      <w:r>
-        <w:t xml:space="preserve">(</w:t>
-      </w:r>
-      <w:r>
-        <w:rPr>
-          <w:rStyle w:val="VerbatimChar"/>
-        </w:rPr>
-        <w:t xml:space="preserve">Set-MaintenanceMode.Disable.Tests.ps1</w:t>
-      </w:r>
-      <w:r>
-        <w:t xml:space="preserve">) - validates reverse operations and post-disable waits</w:t>
-      </w:r>
-    </w:p>
-    <w:p>
-      <w:pPr>
-        <w:pStyle w:val="Compact"/>
-        <w:numPr>
-          <w:ilvl w:val="0"/>
-          <w:numId w:val="1009"/>
-        </w:numPr>
-      </w:pPr>
-      <w:r>
-        <w:rPr>
-          <w:b/>
-          <w:bCs/>
-        </w:rPr>
-        <w:t xml:space="preserve">Validate</w:t>
-      </w:r>
-      <w:r>
-        <w:t xml:space="preserve"> </w:t>
-      </w:r>
-      <w:r>
-        <w:t xml:space="preserve">(</w:t>
-      </w:r>
-      <w:r>
-        <w:rPr>
-          <w:rStyle w:val="VerbatimChar"/>
-        </w:rPr>
-        <w:t xml:space="preserve">Set-MaintenanceMode.Validation.Tests.ps1</w:t>
-      </w:r>
-      <w:r>
-        <w:t xml:space="preserve">) - validates cluster configuration without altering state</w:t>
-      </w:r>
-    </w:p>
-    <w:p>
-      <w:pPr>
-        <w:pStyle w:val="SourceCode"/>
-      </w:pPr>
-      <w:r>
-        <w:rPr>
-          <w:rStyle w:val="CommentTok"/>
-        </w:rPr>
-        <w:t xml:space="preserve"># Run maintenance mode tests only {#sec19}</w:t>
-      </w:r>
-      <w:r>
-        <w:br/>
-      </w:r>
-      <w:r>
-        <w:rPr>
-          <w:rStyle w:val="FunctionTok"/>
-        </w:rPr>
-        <w:t xml:space="preserve">make</w:t>
-      </w:r>
-      <w:r>
-        <w:rPr>
-          <w:rStyle w:val="NormalTok"/>
-        </w:rPr>
-        <w:t xml:space="preserve"> maint-mode-tests</w:t>
-      </w:r>
-      <w:r>
-        <w:br/>
-      </w:r>
-      <w:r>
-        <w:br/>
-      </w:r>
-      <w:r>
-        <w:rPr>
-          <w:rStyle w:val="CommentTok"/>
-        </w:rPr>
-        <w:t xml:space="preserve"># Or directly {#sec20}</w:t>
-      </w:r>
-      <w:r>
-        <w:br/>
-      </w:r>
-      <w:r>
-        <w:rPr>
-          <w:rStyle w:val="ExtensionTok"/>
-        </w:rPr>
-        <w:t xml:space="preserve">pwsh</w:t>
-      </w:r>
-      <w:r>
-        <w:rPr>
-          <w:rStyle w:val="NormalTok"/>
-        </w:rPr>
-        <w:t xml:space="preserve"> </w:t>
-      </w:r>
-      <w:r>
-        <w:rPr>
-          <w:rStyle w:val="AttributeTok"/>
-        </w:rPr>
-        <w:t xml:space="preserve">-File</w:t>
-      </w:r>
-      <w:r>
-        <w:rPr>
-          <w:rStyle w:val="NormalTok"/>
-        </w:rPr>
-        <w:t xml:space="preserve"> scripts/run-maint-mode-tests.ps1</w:t>
-      </w:r>
-    </w:p>
-    <w:p>
-      <w:pPr>
-        <w:pStyle w:val="FirstParagraph"/>
-      </w:pPr>
-      <w:r>
-        <w:t xml:space="preserve">Each test file contains BDD-style Pester</w:t>
-      </w:r>
-      <w:r>
-        <w:t xml:space="preserve"> </w:t>
-      </w:r>
-      <w:r>
-        <w:rPr>
-          <w:rStyle w:val="VerbatimChar"/>
-        </w:rPr>
-        <w:t xml:space="preserve">Describe</w:t>
-      </w:r>
-      <w:r>
-        <w:t xml:space="preserve">/</w:t>
-      </w:r>
-      <w:r>
-        <w:rPr>
-          <w:rStyle w:val="VerbatimChar"/>
-        </w:rPr>
-        <w:t xml:space="preserve">Context</w:t>
-      </w:r>
-      <w:r>
-        <w:t xml:space="preserve">/</w:t>
-      </w:r>
-      <w:r>
-        <w:rPr>
-          <w:rStyle w:val="VerbatimChar"/>
-        </w:rPr>
-        <w:t xml:space="preserve">It</w:t>
-      </w:r>
-      <w:r>
-        <w:t xml:space="preserve"> </w:t>
-      </w:r>
-      <w:r>
-        <w:t xml:space="preserve">blocks covering enable/disable/validate actions, parameter validation, dry-run behaviour, and error scenarios. Results include a Jest/Pytest-style summary block with pass/fail counts.</w:t>
-      </w:r>
-    </w:p>
-    <w:p>
-      <w:r>
-        <w:pict>
-          <v:rect style="width:0;height:1.5pt" o:hralign="center" o:hrstd="t" o:hr="t"/>
-        </w:pict>
-      </w:r>
-    </w:p>
-    <w:bookmarkEnd w:id="25"/>
-    <w:bookmarkEnd w:id="26"/>
-    <w:bookmarkStart w:id="27" w:name="sec21"/>
-    <w:p>
-      <w:pPr>
-        <w:pStyle w:val="Heading2"/>
-      </w:pPr>
-      <w:r>
-        <w:t xml:space="preserve">Change History</w:t>
       </w:r>
     </w:p>
     <w:p>
@@ -2393,22 +3535,7 @@
         </w:numPr>
       </w:pPr>
       <w:r>
-        <w:t xml:space="preserve">2026-06-09: Added</w:t>
-      </w:r>
-      <w:r>
-        <w:t xml:space="preserve"> </w:t>
-      </w:r>
-      <w:r>
-        <w:rPr>
-          <w:rStyle w:val="VerbatimChar"/>
-        </w:rPr>
-        <w:t xml:space="preserve">make maint-mode-tests</w:t>
-      </w:r>
-      <w:r>
-        <w:t xml:space="preserve"> </w:t>
-      </w:r>
-      <w:r>
-        <w:t xml:space="preserve">target and dedicated test runner for high-priority enable/disable/validate scenarios</w:t>
+        <w:t xml:space="preserve">Automatic rollback of successful subsystems on partial failure</w:t>
       </w:r>
     </w:p>
     <w:p>
@@ -2420,11 +3547,322 @@
         </w:numPr>
       </w:pPr>
       <w:r>
-        <w:t xml:space="preserve">2026-05-16: Initial version of language-agnostic maintenance-mode reference</w:t>
+        <w:t xml:space="preserve">SCOM exit-notification via SCOM alert pipeline</w:t>
+      </w:r>
+    </w:p>
+    <w:p>
+      <w:pPr>
+        <w:pStyle w:val="Compact"/>
+        <w:numPr>
+          <w:ilvl w:val="0"/>
+          <w:numId w:val="1010"/>
+        </w:numPr>
+      </w:pPr>
+      <w:r>
+        <w:t xml:space="preserve">Per-server individual windows within a cluster</w:t>
+      </w:r>
+    </w:p>
+    <w:p>
+      <w:r>
+        <w:pict>
+          <v:rect style="width:0;height:1.5pt" o:hralign="center" o:hrstd="t" o:hr="t"/>
+        </w:pict>
+      </w:r>
+    </w:p>
+    <w:bookmarkEnd w:id="26"/>
+    <w:bookmarkStart w:id="28" w:name="sec23"/>
+    <w:p>
+      <w:pPr>
+        <w:pStyle w:val="Heading2"/>
+      </w:pPr>
+      <w:r>
+        <w:t xml:space="preserve">Testing</w:t>
+      </w:r>
+    </w:p>
+    <w:bookmarkStart w:id="27" w:name="sec24"/>
+    <w:p>
+      <w:pPr>
+        <w:pStyle w:val="Heading3"/>
+      </w:pPr>
+      <w:r>
+        <w:t xml:space="preserve">Maintenance Mode Test Runner</w:t>
+      </w:r>
+    </w:p>
+    <w:p>
+      <w:pPr>
+        <w:pStyle w:val="FirstParagraph"/>
+      </w:pPr>
+      <w:r>
+        <w:t xml:space="preserve">A dedicated test runner (</w:t>
+      </w:r>
+      <w:r>
+        <w:rPr>
+          <w:rStyle w:val="VerbatimChar"/>
+        </w:rPr>
+        <w:t xml:space="preserve">make maint-mode-tests</w:t>
+      </w:r>
+      <w:r>
+        <w:t xml:space="preserve">) runs high-priority Pester tests for the three primary actions:</w:t>
+      </w:r>
+    </w:p>
+    <w:p>
+      <w:pPr>
+        <w:pStyle w:val="Compact"/>
+        <w:numPr>
+          <w:ilvl w:val="0"/>
+          <w:numId w:val="1011"/>
+        </w:numPr>
+      </w:pPr>
+      <w:r>
+        <w:rPr>
+          <w:b/>
+          <w:bCs/>
+        </w:rPr>
+        <w:t xml:space="preserve">Enable</w:t>
+      </w:r>
+      <w:r>
+        <w:t xml:space="preserve"> </w:t>
+      </w:r>
+      <w:r>
+        <w:t xml:space="preserve">(</w:t>
+      </w:r>
+      <w:r>
+        <w:rPr>
+          <w:rStyle w:val="VerbatimChar"/>
+        </w:rPr>
+        <w:t xml:space="preserve">Set-MaintenanceMode.Enable.Tests.ps1</w:t>
+      </w:r>
+      <w:r>
+        <w:t xml:space="preserve">) - validates SCOM and OneView enable paths</w:t>
+      </w:r>
+    </w:p>
+    <w:p>
+      <w:pPr>
+        <w:pStyle w:val="Compact"/>
+        <w:numPr>
+          <w:ilvl w:val="0"/>
+          <w:numId w:val="1011"/>
+        </w:numPr>
+      </w:pPr>
+      <w:r>
+        <w:rPr>
+          <w:b/>
+          <w:bCs/>
+        </w:rPr>
+        <w:t xml:space="preserve">Disable</w:t>
+      </w:r>
+      <w:r>
+        <w:t xml:space="preserve"> </w:t>
+      </w:r>
+      <w:r>
+        <w:t xml:space="preserve">(</w:t>
+      </w:r>
+      <w:r>
+        <w:rPr>
+          <w:rStyle w:val="VerbatimChar"/>
+        </w:rPr>
+        <w:t xml:space="preserve">Set-MaintenanceMode.Disable.Tests.ps1</w:t>
+      </w:r>
+      <w:r>
+        <w:t xml:space="preserve">) - validates reverse operations and post-disable waits</w:t>
+      </w:r>
+    </w:p>
+    <w:p>
+      <w:pPr>
+        <w:pStyle w:val="Compact"/>
+        <w:numPr>
+          <w:ilvl w:val="0"/>
+          <w:numId w:val="1011"/>
+        </w:numPr>
+      </w:pPr>
+      <w:r>
+        <w:rPr>
+          <w:b/>
+          <w:bCs/>
+        </w:rPr>
+        <w:t xml:space="preserve">Validate</w:t>
+      </w:r>
+      <w:r>
+        <w:t xml:space="preserve"> </w:t>
+      </w:r>
+      <w:r>
+        <w:t xml:space="preserve">(</w:t>
+      </w:r>
+      <w:r>
+        <w:rPr>
+          <w:rStyle w:val="VerbatimChar"/>
+        </w:rPr>
+        <w:t xml:space="preserve">Set-MaintenanceMode.Validation.Tests.ps1</w:t>
+      </w:r>
+      <w:r>
+        <w:t xml:space="preserve">) - validates cluster configuration without altering state</w:t>
+      </w:r>
+    </w:p>
+    <w:p>
+      <w:pPr>
+        <w:pStyle w:val="SourceCode"/>
+      </w:pPr>
+      <w:r>
+        <w:rPr>
+          <w:rStyle w:val="CommentTok"/>
+        </w:rPr>
+        <w:t xml:space="preserve"># Run maintenance mode tests only {#sec25}</w:t>
+      </w:r>
+      <w:r>
+        <w:br/>
+      </w:r>
+      <w:r>
+        <w:rPr>
+          <w:rStyle w:val="FunctionTok"/>
+        </w:rPr>
+        <w:t xml:space="preserve">make</w:t>
+      </w:r>
+      <w:r>
+        <w:rPr>
+          <w:rStyle w:val="NormalTok"/>
+        </w:rPr>
+        <w:t xml:space="preserve"> maint-mode-tests</w:t>
+      </w:r>
+      <w:r>
+        <w:br/>
+      </w:r>
+      <w:r>
+        <w:br/>
+      </w:r>
+      <w:r>
+        <w:rPr>
+          <w:rStyle w:val="CommentTok"/>
+        </w:rPr>
+        <w:t xml:space="preserve"># Or directly {#sec26}</w:t>
+      </w:r>
+      <w:r>
+        <w:br/>
+      </w:r>
+      <w:r>
+        <w:rPr>
+          <w:rStyle w:val="ExtensionTok"/>
+        </w:rPr>
+        <w:t xml:space="preserve">pwsh</w:t>
+      </w:r>
+      <w:r>
+        <w:rPr>
+          <w:rStyle w:val="NormalTok"/>
+        </w:rPr>
+        <w:t xml:space="preserve"> </w:t>
+      </w:r>
+      <w:r>
+        <w:rPr>
+          <w:rStyle w:val="AttributeTok"/>
+        </w:rPr>
+        <w:t xml:space="preserve">-File</w:t>
+      </w:r>
+      <w:r>
+        <w:rPr>
+          <w:rStyle w:val="NormalTok"/>
+        </w:rPr>
+        <w:t xml:space="preserve"> scripts/run-maint-mode-tests.ps1</w:t>
+      </w:r>
+    </w:p>
+    <w:p>
+      <w:pPr>
+        <w:pStyle w:val="FirstParagraph"/>
+      </w:pPr>
+      <w:r>
+        <w:t xml:space="preserve">Each test file contains BDD-style Pester</w:t>
+      </w:r>
+      <w:r>
+        <w:t xml:space="preserve"> </w:t>
+      </w:r>
+      <w:r>
+        <w:rPr>
+          <w:rStyle w:val="VerbatimChar"/>
+        </w:rPr>
+        <w:t xml:space="preserve">Describe</w:t>
+      </w:r>
+      <w:r>
+        <w:t xml:space="preserve">/</w:t>
+      </w:r>
+      <w:r>
+        <w:rPr>
+          <w:rStyle w:val="VerbatimChar"/>
+        </w:rPr>
+        <w:t xml:space="preserve">Context</w:t>
+      </w:r>
+      <w:r>
+        <w:t xml:space="preserve">/</w:t>
+      </w:r>
+      <w:r>
+        <w:rPr>
+          <w:rStyle w:val="VerbatimChar"/>
+        </w:rPr>
+        <w:t xml:space="preserve">It</w:t>
+      </w:r>
+      <w:r>
+        <w:t xml:space="preserve"> </w:t>
+      </w:r>
+      <w:r>
+        <w:t xml:space="preserve">blocks covering enable/disable/validate actions, parameter validation, dry-run behaviour, and error scenarios. Results include a Jest/Pytest-style summary block with pass/fail counts.</w:t>
+      </w:r>
+    </w:p>
+    <w:p>
+      <w:r>
+        <w:pict>
+          <v:rect style="width:0;height:1.5pt" o:hralign="center" o:hrstd="t" o:hr="t"/>
+        </w:pict>
       </w:r>
     </w:p>
     <w:bookmarkEnd w:id="27"/>
     <w:bookmarkEnd w:id="28"/>
+    <w:bookmarkStart w:id="29" w:name="sec27"/>
+    <w:p>
+      <w:pPr>
+        <w:pStyle w:val="Heading2"/>
+      </w:pPr>
+      <w:r>
+        <w:t xml:space="preserve">Change History</w:t>
+      </w:r>
+    </w:p>
+    <w:p>
+      <w:pPr>
+        <w:pStyle w:val="Compact"/>
+        <w:numPr>
+          <w:ilvl w:val="0"/>
+          <w:numId w:val="1012"/>
+        </w:numPr>
+      </w:pPr>
+      <w:r>
+        <w:t xml:space="preserve">2026-06-09: Added</w:t>
+      </w:r>
+      <w:r>
+        <w:t xml:space="preserve"> </w:t>
+      </w:r>
+      <w:r>
+        <w:rPr>
+          <w:rStyle w:val="VerbatimChar"/>
+        </w:rPr>
+        <w:t xml:space="preserve">make maint-mode-tests</w:t>
+      </w:r>
+      <w:r>
+        <w:t xml:space="preserve"> </w:t>
+      </w:r>
+      <w:r>
+        <w:t xml:space="preserve">target and dedicated test runner for high-priority enable/disable/validate scenarios</w:t>
+      </w:r>
+    </w:p>
+    <w:p>
+      <w:pPr>
+        <w:pStyle w:val="Compact"/>
+        <w:numPr>
+          <w:ilvl w:val="0"/>
+          <w:numId w:val="1012"/>
+        </w:numPr>
+      </w:pPr>
+      <w:r>
+        <w:t xml:space="preserve">2026-05-16: Initial version of language-agnostic maintenance-mode reference</w:t>
+      </w:r>
+    </w:p>
+    <w:bookmarkEnd w:id="29"/>
+    <w:bookmarkEnd w:id="30"/>
     <w:sectPr>
       <w:pgSz w:w="16838" w:h="11906" w:orient="landscape"/>
       <w:footnotePr>
@@ -2743,6 +4181,12 @@
     <w:abstractNumId w:val="991"/>
   </w:num>
   <w:num w:numId="1006">
+    <w:abstractNumId w:val="991"/>
+  </w:num>
+  <w:num w:numId="1007">
+    <w:abstractNumId w:val="991"/>
+  </w:num>
+  <w:num w:numId="1008">
     <w:abstractNumId w:val="99411"/>
     <w:lvlOverride w:ilvl="0">
       <w:startOverride w:val="1"/>
@@ -2772,16 +4216,16 @@
       <w:startOverride w:val="1"/>
     </w:lvlOverride>
   </w:num>
-  <w:num w:numId="1007">
-    <w:abstractNumId w:val="991"/>
-  </w:num>
-  <w:num w:numId="1008">
-    <w:abstractNumId w:val="991"/>
-  </w:num>
   <w:num w:numId="1009">
     <w:abstractNumId w:val="991"/>
   </w:num>
   <w:num w:numId="1010">
+    <w:abstractNumId w:val="991"/>
+  </w:num>
+  <w:num w:numId="1011">
+    <w:abstractNumId w:val="991"/>
+  </w:num>
+  <w:num w:numId="1012">
     <w:abstractNumId w:val="991"/>
   </w:num>
 </w:numbering>
